--- a/docs/XContainer.docx
+++ b/docs/XContainer.docx
@@ -2697,7 +2697,7 @@
           <w:sz w:val="20"/>
           <w:szCs w:val="20"/>
         </w:rPr>
-        <w:t xml:space="preserve">Removes all child nodes from this container, leaving it empty. Equivalent to replaceNodes() with no arguments.</w:t>
+        <w:t xml:space="preserve">Removes all child nodes from this container, leaving it empty.</w:t>
       </w:r>
     </w:p>
     <w:p>
